--- a/plantillas-fuente/SARGO 78179175-K/CONTRATO ATENDEDOR FT - Plazo Fijo.docx
+++ b/plantillas-fuente/SARGO 78179175-K/CONTRATO ATENDEDOR FT - Plazo Fijo.docx
@@ -1473,6 +1473,11 @@
             <w:vAlign w:val="bottom"/>
             <w:hideMark/>
           </w:tcPr>
+          <w:p>
+            <w:r>
+              <w:t xml:space="preserve">{CLAUSULAS_ADICIONALES}</w:t>
+            </w:r>
+          </w:p>
           <w:p>
             <w:pPr>
               <w:rPr>
@@ -3281,7 +3286,7 @@
     </a:clrScheme>
     <a:fontScheme name="Office">
       <a:majorFont>
-        <a:latin typeface="Aptos Display" panose="02110004020202020204"/>
+        <a:latin typeface="Courier New" panose="02110004020202020204"/>
         <a:ea typeface=""/>
         <a:cs typeface=""/>
         <a:font script="Jpan" typeface="游ゴシック Light"/>
@@ -3333,7 +3338,7 @@
         <a:font script="Tfng" typeface="Ebrima"/>
       </a:majorFont>
       <a:minorFont>
-        <a:latin typeface="Aptos" panose="02110004020202020204"/>
+        <a:latin typeface="Courier New" panose="02110004020202020204"/>
         <a:ea typeface=""/>
         <a:cs typeface=""/>
         <a:font script="Jpan" typeface="游明朝"/>
